--- a/mokun1/2fin/word/m1s2_grammar_check_exam.docx
+++ b/mokun1/2fin/word/m1s2_grammar_check_exam.docx
@@ -57,7 +57,27 @@
           <w:sz w:val="16"/>
           <w:u w:val="none"/>
         </w:rPr>
-        <w:t>◆ 예측 CHECK 안내 — 개념 정리를 빈칸으로 외우게 하는 대신, 목운중 1학년 기출이 to부정사·that을 실제로 물은 틀(옳은 문장 개수 · 같은 쓰임 개수 · 가주어 ★배열 · 있는 대로 · that 쓰임 같은 것끼리)만 골라 L6 프린트 문법으로 다시 출제했습니다. 2025 1-2 중간은 5점 5문항이 전부 동명사·to부정사·that이었습니다(2026부터 5점 없이 4점).</w:t>
+        <w:t xml:space="preserve">◆ 예측 CHECK 안내 — 목운중 1학년 기출이 to부정사·that을 실제로 물은 틀(옳은 문장 개수 · 같은 쓰임 개수 · 가주어 ★배열 · 있는 대로 · that 쓰임 같은 것끼리)만 골라, </w:t>
+      </w:r>
+      <w:r>
+        <w:rPr>
+          <w:rFonts w:ascii="맑은 고딕" w:hAnsi="맑은 고딕" w:eastAsia="맑은 고딕"/>
+          <w:b/>
+          <w:i w:val="0"/>
+          <w:sz w:val="16"/>
+          <w:u w:val="none"/>
+        </w:rPr>
+        <w:t>학교 프린트의 예문·연습 문장 그대로</w:t>
+      </w:r>
+      <w:r>
+        <w:rPr>
+          <w:rFonts w:ascii="맑은 고딕" w:hAnsi="맑은 고딕" w:eastAsia="맑은 고딕"/>
+          <w:b w:val="0"/>
+          <w:i w:val="0"/>
+          <w:sz w:val="16"/>
+          <w:u w:val="none"/>
+        </w:rPr>
+        <w:t>(틀린 문장도 프린트 O/X·고치기 문항 그대로) 다시 출제했습니다.</w:t>
       </w:r>
     </w:p>
     <w:p>
@@ -142,7 +162,7 @@
           <w:sz w:val="18"/>
           <w:u w:val="none"/>
         </w:rPr>
-        <w:t>ⓐ I want to plays soccer after school.</w:t>
+        <w:t>ⓐ My dream is to become a teacher.</w:t>
       </w:r>
       <w:r>
         <w:br/>
@@ -155,7 +175,7 @@
           <w:sz w:val="18"/>
           <w:u w:val="none"/>
         </w:rPr>
-        <w:t>ⓑ To watch dramas is fun.</w:t>
+        <w:t>ⓑ She wants to plays the piano.</w:t>
       </w:r>
       <w:r>
         <w:br/>
@@ -168,7 +188,7 @@
           <w:sz w:val="18"/>
           <w:u w:val="none"/>
         </w:rPr>
-        <w:t>ⓒ We decided to clean the beach after school.</w:t>
+        <w:t>ⓒ To read comics are fun.</w:t>
       </w:r>
       <w:r>
         <w:br/>
@@ -181,7 +201,7 @@
           <w:sz w:val="18"/>
           <w:u w:val="none"/>
         </w:rPr>
-        <w:t>ⓓ She hopes seeing you again soon.</w:t>
+        <w:t>ⓓ We decided to clean the beach after school.</w:t>
       </w:r>
       <w:r>
         <w:br/>
@@ -194,7 +214,7 @@
           <w:sz w:val="18"/>
           <w:u w:val="none"/>
         </w:rPr>
-        <w:t>ⓔ My goal is to read 20 books this year.</w:t>
+        <w:t>ⓔ I hope seeing you again soon.</w:t>
       </w:r>
       <w:r>
         <w:br/>
@@ -207,7 +227,7 @@
           <w:sz w:val="18"/>
           <w:u w:val="none"/>
         </w:rPr>
-        <w:t>ⓕ To protect the Earth are important.</w:t>
+        <w:t>ⓕ They love to plant trees on weekends.</w:t>
       </w:r>
     </w:p>
     <w:p>
@@ -426,7 +446,7 @@
           <w:sz w:val="18"/>
           <w:u w:val="none"/>
         </w:rPr>
-        <w:t xml:space="preserve">ⓑ I want </w:t>
+        <w:t xml:space="preserve">ⓑ We hope </w:t>
       </w:r>
       <w:r>
         <w:rPr>
@@ -436,7 +456,7 @@
           <w:sz w:val="18"/>
           <w:u w:val="single"/>
         </w:rPr>
-        <w:t>to play</w:t>
+        <w:t>to see</w:t>
       </w:r>
       <w:r>
         <w:rPr>
@@ -446,7 +466,7 @@
           <w:sz w:val="18"/>
           <w:u w:val="none"/>
         </w:rPr>
-        <w:t xml:space="preserve"> soccer.</w:t>
+        <w:t xml:space="preserve"> the whale again.</w:t>
       </w:r>
       <w:r>
         <w:br/>
@@ -459,7 +479,7 @@
           <w:sz w:val="18"/>
           <w:u w:val="none"/>
         </w:rPr>
-        <w:t xml:space="preserve">ⓒ Her plan is </w:t>
+        <w:t xml:space="preserve">ⓒ My dream is </w:t>
       </w:r>
       <w:r>
         <w:rPr>
@@ -469,7 +489,7 @@
           <w:sz w:val="18"/>
           <w:u w:val="single"/>
         </w:rPr>
-        <w:t>to visit</w:t>
+        <w:t>to travel</w:t>
       </w:r>
       <w:r>
         <w:rPr>
@@ -479,7 +499,7 @@
           <w:sz w:val="18"/>
           <w:u w:val="none"/>
         </w:rPr>
-        <w:t xml:space="preserve"> Jeju Island.</w:t>
+        <w:t xml:space="preserve"> around the world.</w:t>
       </w:r>
       <w:r>
         <w:br/>
@@ -525,7 +545,7 @@
           <w:sz w:val="18"/>
           <w:u w:val="none"/>
         </w:rPr>
-        <w:t xml:space="preserve">ⓔ My hobby is </w:t>
+        <w:t xml:space="preserve">ⓔ His favorite hobby is </w:t>
       </w:r>
       <w:r>
         <w:rPr>
@@ -624,7 +644,7 @@
           <w:sz w:val="18"/>
           <w:u w:val="none"/>
         </w:rPr>
-        <w:t xml:space="preserve">ⓗ The best way is </w:t>
+        <w:t xml:space="preserve">ⓗ Suzy's dream is </w:t>
       </w:r>
       <w:r>
         <w:rPr>
@@ -634,7 +654,7 @@
           <w:sz w:val="18"/>
           <w:u w:val="single"/>
         </w:rPr>
-        <w:t>to bring</w:t>
+        <w:t>to be</w:t>
       </w:r>
       <w:r>
         <w:rPr>
@@ -644,7 +664,7 @@
           <w:sz w:val="18"/>
           <w:u w:val="none"/>
         </w:rPr>
-        <w:t xml:space="preserve"> your own bag.</w:t>
+        <w:t xml:space="preserve"> a pilot in the future.</w:t>
       </w:r>
     </w:p>
     <w:p>
@@ -660,7 +680,7 @@
           <w:sz w:val="18"/>
           <w:u w:val="none"/>
         </w:rPr>
-        <w:t>① 2개</w:t>
+        <w:t>① 1개</w:t>
       </w:r>
       <w:r>
         <w:rPr>
@@ -680,7 +700,7 @@
           <w:sz w:val="18"/>
           <w:u w:val="none"/>
         </w:rPr>
-        <w:t>② 3개</w:t>
+        <w:t>② 2개</w:t>
       </w:r>
       <w:r>
         <w:rPr>
@@ -700,7 +720,7 @@
           <w:sz w:val="18"/>
           <w:u w:val="none"/>
         </w:rPr>
-        <w:t>③ 4개</w:t>
+        <w:t>③ 3개</w:t>
       </w:r>
       <w:r>
         <w:rPr>
@@ -720,7 +740,7 @@
           <w:sz w:val="18"/>
           <w:u w:val="none"/>
         </w:rPr>
-        <w:t>④ 5개</w:t>
+        <w:t>④ 4개</w:t>
       </w:r>
       <w:r>
         <w:rPr>
@@ -740,7 +760,7 @@
           <w:sz w:val="18"/>
           <w:u w:val="none"/>
         </w:rPr>
-        <w:t>⑤ 6개</w:t>
+        <w:t>⑤ 5개</w:t>
       </w:r>
     </w:p>
     <w:p>
@@ -899,7 +919,7 @@
           <w:sz w:val="18"/>
           <w:u w:val="single"/>
         </w:rPr>
-        <w:t>To read</w:t>
+        <w:t>To wear</w:t>
       </w:r>
       <w:r>
         <w:rPr>
@@ -909,7 +929,7 @@
           <w:sz w:val="18"/>
           <w:u w:val="none"/>
         </w:rPr>
-        <w:t xml:space="preserve"> comics is fun.</w:t>
+        <w:t xml:space="preserve"> a helmet can save your life.</w:t>
       </w:r>
     </w:p>
     <w:p>
@@ -925,7 +945,7 @@
           <w:sz w:val="18"/>
           <w:u w:val="none"/>
         </w:rPr>
-        <w:t xml:space="preserve">④ </w:t>
+        <w:t xml:space="preserve">④ Sena decided </w:t>
       </w:r>
       <w:r>
         <w:rPr>
@@ -935,7 +955,7 @@
           <w:sz w:val="18"/>
           <w:u w:val="single"/>
         </w:rPr>
-        <w:t>To wear</w:t>
+        <w:t>to bring</w:t>
       </w:r>
       <w:r>
         <w:rPr>
@@ -945,7 +965,7 @@
           <w:sz w:val="18"/>
           <w:u w:val="none"/>
         </w:rPr>
-        <w:t xml:space="preserve"> a helmet is important.</w:t>
+        <w:t xml:space="preserve"> her own bag.</w:t>
       </w:r>
     </w:p>
     <w:p>
@@ -961,7 +981,7 @@
           <w:sz w:val="18"/>
           <w:u w:val="none"/>
         </w:rPr>
-        <w:t xml:space="preserve">⑤ Sena decided </w:t>
+        <w:t xml:space="preserve">⑤ </w:t>
       </w:r>
       <w:r>
         <w:rPr>
@@ -971,7 +991,7 @@
           <w:sz w:val="18"/>
           <w:u w:val="single"/>
         </w:rPr>
-        <w:t>to bring</w:t>
+        <w:t>To watch</w:t>
       </w:r>
       <w:r>
         <w:rPr>
@@ -981,7 +1001,7 @@
           <w:sz w:val="18"/>
           <w:u w:val="none"/>
         </w:rPr>
-        <w:t xml:space="preserve"> her own bag.</w:t>
+        <w:t xml:space="preserve"> dramas is fun.</w:t>
       </w:r>
     </w:p>
     <w:p>
@@ -1072,7 +1092,7 @@
           <w:sz w:val="18"/>
           <w:u w:val="single"/>
         </w:rPr>
-        <w:t>To use a tumbler every day is good for the Earth.</w:t>
+        <w:t>To get up early every morning is hard.</w:t>
       </w:r>
       <w:r>
         <w:br/>
@@ -1085,7 +1105,7 @@
           <w:sz w:val="18"/>
           <w:u w:val="none"/>
         </w:rPr>
-        <w:t>= It is ( ) ( ) ( ★ ) ( ) ( ) every day.</w:t>
+        <w:t>= It is ( ) ( ) ( ★ ) ( ) ( ) every morning.</w:t>
       </w:r>
     </w:p>
     <w:p>
@@ -1101,7 +1121,7 @@
           <w:sz w:val="18"/>
           <w:u w:val="none"/>
         </w:rPr>
-        <w:t>① good</w:t>
+        <w:t>① hard</w:t>
       </w:r>
       <w:r>
         <w:rPr>
@@ -1121,7 +1141,7 @@
           <w:sz w:val="18"/>
           <w:u w:val="none"/>
         </w:rPr>
-        <w:t>② for the Earth</w:t>
+        <w:t>② to</w:t>
       </w:r>
       <w:r>
         <w:rPr>
@@ -1141,7 +1161,7 @@
           <w:sz w:val="18"/>
           <w:u w:val="none"/>
         </w:rPr>
-        <w:t>③ to</w:t>
+        <w:t>③ get</w:t>
       </w:r>
       <w:r>
         <w:rPr>
@@ -1161,7 +1181,7 @@
           <w:sz w:val="18"/>
           <w:u w:val="none"/>
         </w:rPr>
-        <w:t>④ use</w:t>
+        <w:t>④ up</w:t>
       </w:r>
       <w:r>
         <w:rPr>
@@ -1181,7 +1201,7 @@
           <w:sz w:val="18"/>
           <w:u w:val="none"/>
         </w:rPr>
-        <w:t>⑤ a tumbler</w:t>
+        <w:t>⑤ early</w:t>
       </w:r>
     </w:p>
     <w:p>
@@ -1238,7 +1258,7 @@
           <w:sz w:val="18"/>
           <w:u w:val="none"/>
         </w:rPr>
-        <w:t>• I promised (A)[to help / helping] my mom with the recycling.</w:t>
+        <w:t>• I promised (A)[to help / help] my mom with the recycling.</w:t>
       </w:r>
       <w:r>
         <w:br/>
@@ -1251,7 +1271,7 @@
           <w:sz w:val="18"/>
           <w:u w:val="none"/>
         </w:rPr>
-        <w:t>• We need (B)[buy / to buy] a new notebook.</w:t>
+        <w:t>• Ann needs (B)[to buy / buys] a new notebook.</w:t>
       </w:r>
       <w:r>
         <w:br/>
@@ -1264,7 +1284,7 @@
           <w:sz w:val="18"/>
           <w:u w:val="none"/>
         </w:rPr>
-        <w:t>• He started (C)[to recycle / recycles] cans last year.</w:t>
+        <w:t>• (C)[Get up / To get up] early on weekends is not easy for me.</w:t>
       </w:r>
     </w:p>
     <w:p>
@@ -1280,7 +1300,7 @@
           <w:sz w:val="18"/>
           <w:u w:val="none"/>
         </w:rPr>
-        <w:t>① to help — to buy — to recycle</w:t>
+        <w:t>① help — buys — Get up</w:t>
       </w:r>
     </w:p>
     <w:p>
@@ -1296,7 +1316,7 @@
           <w:sz w:val="18"/>
           <w:u w:val="none"/>
         </w:rPr>
-        <w:t>② helping — to buy — recycles</w:t>
+        <w:t>② to help — to buy — To get up</w:t>
       </w:r>
     </w:p>
     <w:p>
@@ -1312,7 +1332,7 @@
           <w:sz w:val="18"/>
           <w:u w:val="none"/>
         </w:rPr>
-        <w:t>③ to help — buy — to recycle</w:t>
+        <w:t>③ help — to buy — To get up</w:t>
       </w:r>
     </w:p>
     <w:p>
@@ -1328,7 +1348,7 @@
           <w:sz w:val="18"/>
           <w:u w:val="none"/>
         </w:rPr>
-        <w:t>④ helping — buy — to recycle</w:t>
+        <w:t>④ to help — buys — Get up</w:t>
       </w:r>
     </w:p>
     <w:p>
@@ -1344,7 +1364,7 @@
           <w:sz w:val="18"/>
           <w:u w:val="none"/>
         </w:rPr>
-        <w:t>⑤ to help — to buy — recycles</w:t>
+        <w:t>⑤ to help — to buy — Get up</w:t>
       </w:r>
     </w:p>
     <w:p>
@@ -1370,7 +1390,7 @@
           <w:sz w:val="18"/>
           <w:u w:val="none"/>
         </w:rPr>
-        <w:t>[2026 중간 #30형] 있는 대로 · 학생 발화</w:t>
+        <w:t>[2026 중간 #30형] 있는 대로</w:t>
       </w:r>
     </w:p>
     <w:p>
@@ -1396,7 +1416,7 @@
           <w:sz w:val="18"/>
           <w:u w:val="none"/>
         </w:rPr>
-        <w:t xml:space="preserve">[2026 중간 #30형] 학생들의 말 중 어법상 옳은 것만을 있는 대로 고른 것은? </w:t>
+        <w:t xml:space="preserve">[2026 중간 #30형] 어법상 옳은 문장만을 있는 대로 고른 것은? </w:t>
       </w:r>
       <w:r>
         <w:rPr>
@@ -1422,7 +1442,7 @@
           <w:sz w:val="18"/>
           <w:u w:val="none"/>
         </w:rPr>
-        <w:t>ⓐ Minji: I plan to reduce plastic waste this month.</w:t>
+        <w:t>ⓐ My family plans to clean the beach this weekend.</w:t>
       </w:r>
       <w:r>
         <w:br/>
@@ -1435,7 +1455,7 @@
           <w:sz w:val="18"/>
           <w:u w:val="none"/>
         </w:rPr>
-        <w:t>ⓑ Jun: To pick up trash on weekends are my hobby.</w:t>
+        <w:t>ⓑ He decided quit his job.</w:t>
       </w:r>
       <w:r>
         <w:br/>
@@ -1448,7 +1468,7 @@
           <w:sz w:val="18"/>
           <w:u w:val="none"/>
         </w:rPr>
-        <w:t>ⓒ Sora: My dream is to becomes an eco-designer.</w:t>
+        <w:t>ⓒ To use a tumbler every day helps the Earth.</w:t>
       </w:r>
       <w:r>
         <w:br/>
@@ -1461,7 +1481,7 @@
           <w:sz w:val="18"/>
           <w:u w:val="none"/>
         </w:rPr>
-        <w:t>ⓓ Ted: We hope to see more clean beaches.</w:t>
+        <w:t>ⓓ To skip breakfast aren't a good idea, though.</w:t>
       </w:r>
       <w:r>
         <w:br/>
@@ -1474,7 +1494,7 @@
           <w:sz w:val="18"/>
           <w:u w:val="none"/>
         </w:rPr>
-        <w:t>ⓔ Ari: I decided bring my own cup.</w:t>
+        <w:t>ⓔ The boys love to pick up trash on the beach.</w:t>
       </w:r>
       <w:r>
         <w:br/>
@@ -1487,7 +1507,7 @@
           <w:sz w:val="18"/>
           <w:u w:val="none"/>
         </w:rPr>
-        <w:t>ⓕ Yuna: It is important to sort the trash.</w:t>
+        <w:t>ⓕ My goal is read 20 books this year.</w:t>
       </w:r>
     </w:p>
     <w:p>
@@ -1503,7 +1523,7 @@
           <w:sz w:val="18"/>
           <w:u w:val="none"/>
         </w:rPr>
-        <w:t>① ⓐ, ⓓ</w:t>
+        <w:t>① ⓐ, ⓒ</w:t>
       </w:r>
       <w:r>
         <w:rPr>
@@ -1523,7 +1543,7 @@
           <w:sz w:val="18"/>
           <w:u w:val="none"/>
         </w:rPr>
-        <w:t>② ⓑ, ⓒ, ⓔ</w:t>
+        <w:t>② ⓑ, ⓓ, ⓕ</w:t>
       </w:r>
       <w:r>
         <w:rPr>
@@ -1543,7 +1563,7 @@
           <w:sz w:val="18"/>
           <w:u w:val="none"/>
         </w:rPr>
-        <w:t>③ ⓒ, ⓓ, ⓕ</w:t>
+        <w:t>③ ⓒ, ⓓ, ⓔ</w:t>
       </w:r>
       <w:r>
         <w:rPr>
@@ -1563,7 +1583,7 @@
           <w:sz w:val="18"/>
           <w:u w:val="none"/>
         </w:rPr>
-        <w:t>④ ⓐ, ⓓ, ⓕ</w:t>
+        <w:t>④ ⓐ, ⓑ, ⓒ, ⓔ</w:t>
       </w:r>
       <w:r>
         <w:rPr>
@@ -1583,7 +1603,7 @@
           <w:sz w:val="18"/>
           <w:u w:val="none"/>
         </w:rPr>
-        <w:t>⑤ ⓐ, ⓑ, ⓓ, ⓕ</w:t>
+        <w:t>⑤ ⓐ, ⓒ, ⓔ</w:t>
       </w:r>
     </w:p>
     <w:p>
@@ -1788,7 +1808,7 @@
           <w:sz w:val="18"/>
           <w:u w:val="none"/>
         </w:rPr>
-        <w:t xml:space="preserve">ⓓ We believe </w:t>
+        <w:t xml:space="preserve">ⓓ They know </w:t>
       </w:r>
       <w:r>
         <w:rPr>
@@ -1808,7 +1828,7 @@
           <w:sz w:val="18"/>
           <w:u w:val="none"/>
         </w:rPr>
-        <w:t xml:space="preserve"> recycling is important.</w:t>
+        <w:t xml:space="preserve"> the Earth is getting warmer.</w:t>
       </w:r>
       <w:r>
         <w:br/>
@@ -1877,7 +1897,7 @@
           <w:sz w:val="18"/>
           <w:u w:val="none"/>
         </w:rPr>
-        <w:t>② ⓐ, ⓓ</w:t>
+        <w:t>② ⓑ, ⓒ</w:t>
       </w:r>
       <w:r>
         <w:rPr>
@@ -1897,7 +1917,7 @@
           <w:sz w:val="18"/>
           <w:u w:val="none"/>
         </w:rPr>
-        <w:t>③ ⓑ, ⓒ</w:t>
+        <w:t>③ ⓒ, ⓔ</w:t>
       </w:r>
       <w:r>
         <w:rPr>
@@ -1917,7 +1937,7 @@
           <w:sz w:val="18"/>
           <w:u w:val="none"/>
         </w:rPr>
-        <w:t>④ ⓒ, ⓔ</w:t>
+        <w:t>④ ⓐ, ⓓ</w:t>
       </w:r>
       <w:r>
         <w:rPr>
@@ -2027,7 +2047,7 @@
           <w:sz w:val="18"/>
           <w:u w:val="none"/>
         </w:rPr>
-        <w:t xml:space="preserve">ⓑ </w:t>
+        <w:t xml:space="preserve">ⓑ He said </w:t>
       </w:r>
       <w:r>
         <w:rPr>
@@ -2037,7 +2057,7 @@
           <w:sz w:val="18"/>
           <w:u w:val="single"/>
         </w:rPr>
-        <w:t>That</w:t>
+        <w:t>that</w:t>
       </w:r>
       <w:r>
         <w:rPr>
@@ -2047,7 +2067,7 @@
           <w:sz w:val="18"/>
           <w:u w:val="none"/>
         </w:rPr>
-        <w:t xml:space="preserve"> boy is my brother.</w:t>
+        <w:t xml:space="preserve"> boy was his brother.</w:t>
       </w:r>
       <w:r>
         <w:br/>
@@ -2060,7 +2080,7 @@
           <w:sz w:val="18"/>
           <w:u w:val="none"/>
         </w:rPr>
-        <w:t xml:space="preserve">ⓒ I heard </w:t>
+        <w:t xml:space="preserve">ⓒ We believe </w:t>
       </w:r>
       <w:r>
         <w:rPr>
@@ -2080,7 +2100,7 @@
           <w:sz w:val="18"/>
           <w:u w:val="none"/>
         </w:rPr>
-        <w:t xml:space="preserve"> she won the race.</w:t>
+        <w:t xml:space="preserve"> he can win the race.</w:t>
       </w:r>
       <w:r>
         <w:br/>
@@ -2093,7 +2113,7 @@
           <w:sz w:val="18"/>
           <w:u w:val="none"/>
         </w:rPr>
-        <w:t xml:space="preserve">ⓓ </w:t>
+        <w:t xml:space="preserve">ⓓ I didn't know </w:t>
       </w:r>
       <w:r>
         <w:rPr>
@@ -2103,7 +2123,7 @@
           <w:sz w:val="18"/>
           <w:u w:val="single"/>
         </w:rPr>
-        <w:t>That</w:t>
+        <w:t>that</w:t>
       </w:r>
       <w:r>
         <w:rPr>
@@ -2113,7 +2133,7 @@
           <w:sz w:val="18"/>
           <w:u w:val="none"/>
         </w:rPr>
-        <w:t xml:space="preserve"> is my favorite song.</w:t>
+        <w:t>.</w:t>
       </w:r>
       <w:r>
         <w:br/>
@@ -2126,7 +2146,7 @@
           <w:sz w:val="18"/>
           <w:u w:val="none"/>
         </w:rPr>
-        <w:t xml:space="preserve">ⓔ They know </w:t>
+        <w:t xml:space="preserve">ⓔ I don't think </w:t>
       </w:r>
       <w:r>
         <w:rPr>
@@ -2146,7 +2166,7 @@
           <w:sz w:val="18"/>
           <w:u w:val="none"/>
         </w:rPr>
-        <w:t xml:space="preserve"> the Earth is getting warmer.</w:t>
+        <w:t xml:space="preserve"> the bag looks perfect.</w:t>
       </w:r>
       <w:r>
         <w:br/>
@@ -2159,7 +2179,7 @@
           <w:sz w:val="18"/>
           <w:u w:val="none"/>
         </w:rPr>
-        <w:t xml:space="preserve">ⓕ Look at </w:t>
+        <w:t xml:space="preserve">ⓕ I like </w:t>
       </w:r>
       <w:r>
         <w:rPr>
@@ -2179,7 +2199,7 @@
           <w:sz w:val="18"/>
           <w:u w:val="none"/>
         </w:rPr>
-        <w:t xml:space="preserve"> tree!</w:t>
+        <w:t xml:space="preserve"> book.</w:t>
       </w:r>
     </w:p>
     <w:p>
@@ -2195,7 +2215,7 @@
           <w:sz w:val="18"/>
           <w:u w:val="none"/>
         </w:rPr>
-        <w:t>① 1개</w:t>
+        <w:t>① 2개</w:t>
       </w:r>
       <w:r>
         <w:rPr>
@@ -2215,7 +2235,7 @@
           <w:sz w:val="18"/>
           <w:u w:val="none"/>
         </w:rPr>
-        <w:t>② 2개</w:t>
+        <w:t>② 3개</w:t>
       </w:r>
       <w:r>
         <w:rPr>
@@ -2235,7 +2255,7 @@
           <w:sz w:val="18"/>
           <w:u w:val="none"/>
         </w:rPr>
-        <w:t>③ 3개</w:t>
+        <w:t>③ 4개</w:t>
       </w:r>
       <w:r>
         <w:rPr>
@@ -2255,7 +2275,7 @@
           <w:sz w:val="18"/>
           <w:u w:val="none"/>
         </w:rPr>
-        <w:t>④ 4개</w:t>
+        <w:t>④ 5개</w:t>
       </w:r>
       <w:r>
         <w:rPr>
@@ -2275,7 +2295,7 @@
           <w:sz w:val="18"/>
           <w:u w:val="none"/>
         </w:rPr>
-        <w:t>⑤ 5개</w:t>
+        <w:t>⑤ 6개</w:t>
       </w:r>
     </w:p>
     <w:p>
@@ -2348,7 +2368,7 @@
           <w:sz w:val="18"/>
           <w:u w:val="none"/>
         </w:rPr>
-        <w:t xml:space="preserve">① </w:t>
+        <w:t xml:space="preserve">① We think </w:t>
       </w:r>
       <w:r>
         <w:rPr>
@@ -2358,7 +2378,7 @@
           <w:sz w:val="18"/>
           <w:u w:val="single"/>
         </w:rPr>
-        <w:t>That</w:t>
+        <w:t>that</w:t>
       </w:r>
       <w:r>
         <w:rPr>
@@ -2368,7 +2388,7 @@
           <w:sz w:val="18"/>
           <w:u w:val="none"/>
         </w:rPr>
-        <w:t xml:space="preserve"> he is honest is clear.</w:t>
+        <w:t xml:space="preserve"> he is lying.</w:t>
       </w:r>
     </w:p>
     <w:p>
@@ -2384,7 +2404,7 @@
           <w:sz w:val="18"/>
           <w:u w:val="none"/>
         </w:rPr>
-        <w:t xml:space="preserve">② Is </w:t>
+        <w:t xml:space="preserve">② </w:t>
       </w:r>
       <w:r>
         <w:rPr>
@@ -2394,7 +2414,7 @@
           <w:sz w:val="18"/>
           <w:u w:val="single"/>
         </w:rPr>
-        <w:t>that</w:t>
+        <w:t>That</w:t>
       </w:r>
       <w:r>
         <w:rPr>
@@ -2404,7 +2424,7 @@
           <w:sz w:val="18"/>
           <w:u w:val="none"/>
         </w:rPr>
-        <w:t xml:space="preserve"> your bag?</w:t>
+        <w:t xml:space="preserve"> he is honest is clear.</w:t>
       </w:r>
     </w:p>
     <w:p>
@@ -2456,7 +2476,7 @@
           <w:sz w:val="18"/>
           <w:u w:val="none"/>
         </w:rPr>
-        <w:t xml:space="preserve">④ I believe </w:t>
+        <w:t xml:space="preserve">④ Is </w:t>
       </w:r>
       <w:r>
         <w:rPr>
@@ -2476,7 +2496,7 @@
           <w:sz w:val="18"/>
           <w:u w:val="none"/>
         </w:rPr>
-        <w:t xml:space="preserve"> she is the best singer.</w:t>
+        <w:t xml:space="preserve"> your bike?</w:t>
       </w:r>
     </w:p>
     <w:p>
@@ -2548,7 +2568,7 @@
           <w:sz w:val="18"/>
           <w:u w:val="none"/>
         </w:rPr>
-        <w:t xml:space="preserve">우리말을 영어로 바르게 옮긴 것은? — "나는 그 가방이 완벽해 보인다고 생각하지 않는다." </w:t>
+        <w:t xml:space="preserve">우리말을 영어로 바르게 옮긴 것은? — "나는 그가 친절하다고 생각하지 않는다." </w:t>
       </w:r>
       <w:r>
         <w:rPr>
@@ -2574,7 +2594,7 @@
           <w:sz w:val="18"/>
           <w:u w:val="none"/>
         </w:rPr>
-        <w:t>① I don't think that the bag looks perfect.</w:t>
+        <w:t>① I think that he isn't kind.</w:t>
       </w:r>
     </w:p>
     <w:p>
@@ -2590,7 +2610,7 @@
           <w:sz w:val="18"/>
           <w:u w:val="none"/>
         </w:rPr>
-        <w:t>② I think that the bag doesn't look perfect.</w:t>
+        <w:t>② I think not that he is kind.</w:t>
       </w:r>
     </w:p>
     <w:p>
@@ -2606,7 +2626,7 @@
           <w:sz w:val="18"/>
           <w:u w:val="none"/>
         </w:rPr>
-        <w:t>③ I think not that the bag looks perfect.</w:t>
+        <w:t>③ I don't think that he are kind.</w:t>
       </w:r>
     </w:p>
     <w:p>
@@ -2622,7 +2642,7 @@
           <w:sz w:val="18"/>
           <w:u w:val="none"/>
         </w:rPr>
-        <w:t>④ I don't think that the bag look perfect.</w:t>
+        <w:t>④ I don't think what he is kind.</w:t>
       </w:r>
     </w:p>
     <w:p>
@@ -2638,7 +2658,7 @@
           <w:sz w:val="18"/>
           <w:u w:val="none"/>
         </w:rPr>
-        <w:t>⑤ I don't think that the bag looking perfect.</w:t>
+        <w:t>⑤ I don't think that he is kind.</w:t>
       </w:r>
     </w:p>
     <w:p>
@@ -2736,7 +2756,7 @@
           <w:sz w:val="18"/>
           <w:u w:val="none"/>
         </w:rPr>
-        <w:t>② She said that she was tired.</w:t>
+        <w:t>② She said that was tired.</w:t>
       </w:r>
     </w:p>
     <w:p>
@@ -2768,7 +2788,7 @@
           <w:sz w:val="18"/>
           <w:u w:val="none"/>
         </w:rPr>
-        <w:t>④ I hope that you will join our clean-up day.</w:t>
+        <w:t>④ He doesn't think that the plan is good.</w:t>
       </w:r>
     </w:p>
     <w:p>
@@ -2784,7 +2804,7 @@
           <w:sz w:val="18"/>
           <w:u w:val="none"/>
         </w:rPr>
-        <w:t>⑤ I hear that she to be a doctor.</w:t>
+        <w:t>⑤ I believe that she is the best singer.</w:t>
       </w:r>
     </w:p>
     <w:p>
@@ -2882,7 +2902,7 @@
           <w:sz w:val="18"/>
           <w:u w:val="none"/>
         </w:rPr>
-        <w:t>나는 플라스틱 빨대가 바다 동물에게 위험하다고 생각한다.</w:t>
+        <w:t>그는 그 가게가 문을 닫았다고 말했다.</w:t>
       </w:r>
       <w:r>
         <w:br/>
@@ -2905,7 +2925,7 @@
           <w:sz w:val="18"/>
           <w:u w:val="none"/>
         </w:rPr>
-        <w:t>( for sea animals / are / that / I / plastic straws / is / dangerous / think )</w:t>
+        <w:t>( said / what / the store / he / was / that / closed )</w:t>
       </w:r>
       <w:r>
         <w:br/>
@@ -2918,7 +2938,7 @@
           <w:sz w:val="18"/>
           <w:u w:val="none"/>
         </w:rPr>
-        <w:t>→ ______ ______ ______ ★______ ______ ______ ______ .</w:t>
+        <w:t>→ ______ ______ ______ ★______ ______ ______ .</w:t>
       </w:r>
     </w:p>
     <w:p>
@@ -2934,7 +2954,7 @@
           <w:sz w:val="18"/>
           <w:u w:val="none"/>
         </w:rPr>
-        <w:t>① that</w:t>
+        <w:t>① said</w:t>
       </w:r>
       <w:r>
         <w:rPr>
@@ -2954,7 +2974,7 @@
           <w:sz w:val="18"/>
           <w:u w:val="none"/>
         </w:rPr>
-        <w:t>② plastic straws</w:t>
+        <w:t>② that</w:t>
       </w:r>
       <w:r>
         <w:rPr>
@@ -2974,7 +2994,7 @@
           <w:sz w:val="18"/>
           <w:u w:val="none"/>
         </w:rPr>
-        <w:t>③ are</w:t>
+        <w:t>③ the store</w:t>
       </w:r>
       <w:r>
         <w:rPr>
@@ -2994,7 +3014,7 @@
           <w:sz w:val="18"/>
           <w:u w:val="none"/>
         </w:rPr>
-        <w:t>④ dangerous</w:t>
+        <w:t>④ was</w:t>
       </w:r>
       <w:r>
         <w:rPr>
@@ -3014,7 +3034,7 @@
           <w:sz w:val="18"/>
           <w:u w:val="none"/>
         </w:rPr>
-        <w:t>⑤ for sea animals</w:t>
+        <w:t>⑤ closed</w:t>
       </w:r>
     </w:p>
     <w:p>
@@ -3104,7 +3124,7 @@
           <w:sz w:val="18"/>
           <w:u w:val="none"/>
         </w:rPr>
-        <w:t xml:space="preserve">(2) B: Yes. He decided </w:t>
+        <w:t xml:space="preserve">(2) I believe that recycling </w:t>
       </w:r>
       <w:r>
         <w:rPr>
@@ -3114,7 +3134,7 @@
           <w:sz w:val="18"/>
           <w:u w:val="single"/>
         </w:rPr>
-        <w:t>quit</w:t>
+        <w:t>are</w:t>
       </w:r>
       <w:r>
         <w:rPr>
@@ -3124,7 +3144,7 @@
           <w:sz w:val="18"/>
           <w:u w:val="none"/>
         </w:rPr>
-        <w:t xml:space="preserve"> his job. → </w:t>
+        <w:t xml:space="preserve"> important. → </w:t>
       </w:r>
       <w:r>
         <w:rPr>
@@ -3147,7 +3167,7 @@
           <w:sz w:val="18"/>
           <w:u w:val="none"/>
         </w:rPr>
-        <w:t xml:space="preserve">(3) </w:t>
+        <w:t xml:space="preserve">(3) I hear that she </w:t>
       </w:r>
       <w:r>
         <w:rPr>
@@ -3157,7 +3177,7 @@
           <w:sz w:val="18"/>
           <w:u w:val="single"/>
         </w:rPr>
-        <w:t>To skip</w:t>
+        <w:t>to be</w:t>
       </w:r>
       <w:r>
         <w:rPr>
@@ -3167,7 +3187,7 @@
           <w:sz w:val="18"/>
           <w:u w:val="none"/>
         </w:rPr>
-        <w:t xml:space="preserve"> breakfast </w:t>
+        <w:t xml:space="preserve"> a doctor. → </w:t>
       </w:r>
       <w:r>
         <w:rPr>
@@ -3175,9 +3195,32 @@
           <w:b w:val="0"/>
           <w:i w:val="0"/>
           <w:sz w:val="18"/>
+          <w:u w:val="none"/>
+        </w:rPr>
+        <w:t>__________</w:t>
+      </w:r>
+      <w:r>
+        <w:br/>
+      </w:r>
+      <w:r>
+        <w:rPr>
+          <w:rFonts w:ascii="맑은 고딕" w:hAnsi="맑은 고딕" w:eastAsia="맑은 고딕"/>
+          <w:b w:val="0"/>
+          <w:i w:val="0"/>
+          <w:sz w:val="18"/>
+          <w:u w:val="none"/>
+        </w:rPr>
+        <w:t xml:space="preserve">(4) My goal is </w:t>
+      </w:r>
+      <w:r>
+        <w:rPr>
+          <w:rFonts w:ascii="맑은 고딕" w:hAnsi="맑은 고딕" w:eastAsia="맑은 고딕"/>
+          <w:b w:val="0"/>
+          <w:i w:val="0"/>
+          <w:sz w:val="18"/>
           <w:u w:val="single"/>
         </w:rPr>
-        <w:t>aren't</w:t>
+        <w:t>read</w:t>
       </w:r>
       <w:r>
         <w:rPr>
@@ -3187,7 +3230,7 @@
           <w:sz w:val="18"/>
           <w:u w:val="none"/>
         </w:rPr>
-        <w:t xml:space="preserve"> a good idea. → </w:t>
+        <w:t xml:space="preserve"> 20 books this year. → </w:t>
       </w:r>
       <w:r>
         <w:rPr>
@@ -3210,7 +3253,7 @@
           <w:sz w:val="18"/>
           <w:u w:val="none"/>
         </w:rPr>
-        <w:t xml:space="preserve">(4) I hope </w:t>
+        <w:t xml:space="preserve">(5) I hope </w:t>
       </w:r>
       <w:r>
         <w:rPr>
@@ -3231,49 +3274,6 @@
           <w:u w:val="none"/>
         </w:rPr>
         <w:t xml:space="preserve"> you will join our clean-up day. → </w:t>
-      </w:r>
-      <w:r>
-        <w:rPr>
-          <w:rFonts w:ascii="맑은 고딕" w:hAnsi="맑은 고딕" w:eastAsia="맑은 고딕"/>
-          <w:b w:val="0"/>
-          <w:i w:val="0"/>
-          <w:sz w:val="18"/>
-          <w:u w:val="none"/>
-        </w:rPr>
-        <w:t>__________</w:t>
-      </w:r>
-      <w:r>
-        <w:br/>
-      </w:r>
-      <w:r>
-        <w:rPr>
-          <w:rFonts w:ascii="맑은 고딕" w:hAnsi="맑은 고딕" w:eastAsia="맑은 고딕"/>
-          <w:b w:val="0"/>
-          <w:i w:val="0"/>
-          <w:sz w:val="18"/>
-          <w:u w:val="none"/>
-        </w:rPr>
-        <w:t xml:space="preserve">(5) I </w:t>
-      </w:r>
-      <w:r>
-        <w:rPr>
-          <w:rFonts w:ascii="맑은 고딕" w:hAnsi="맑은 고딕" w:eastAsia="맑은 고딕"/>
-          <w:b w:val="0"/>
-          <w:i w:val="0"/>
-          <w:sz w:val="18"/>
-          <w:u w:val="single"/>
-        </w:rPr>
-        <w:t>think not</w:t>
-      </w:r>
-      <w:r>
-        <w:rPr>
-          <w:rFonts w:ascii="맑은 고딕" w:hAnsi="맑은 고딕" w:eastAsia="맑은 고딕"/>
-          <w:b w:val="0"/>
-          <w:i w:val="0"/>
-          <w:sz w:val="18"/>
-          <w:u w:val="none"/>
-        </w:rPr>
-        <w:t xml:space="preserve"> that he is kind. → </w:t>
       </w:r>
       <w:r>
         <w:rPr>
@@ -3373,7 +3373,7 @@
           <w:sz w:val="18"/>
           <w:u w:val="none"/>
         </w:rPr>
-        <w:t xml:space="preserve">(2) </w:t>
+        <w:t xml:space="preserve">(2) He said </w:t>
       </w:r>
       <w:r>
         <w:rPr>
@@ -3383,7 +3383,7 @@
           <w:sz w:val="18"/>
           <w:u w:val="single"/>
         </w:rPr>
-        <w:t>That</w:t>
+        <w:t>that</w:t>
       </w:r>
       <w:r>
         <w:rPr>
@@ -3393,7 +3393,7 @@
           <w:sz w:val="18"/>
           <w:u w:val="none"/>
         </w:rPr>
-        <w:t xml:space="preserve"> store sells secondhand clothes. → </w:t>
+        <w:t xml:space="preserve"> boy was his brother. → </w:t>
       </w:r>
       <w:r>
         <w:rPr>
@@ -3416,7 +3416,7 @@
           <w:sz w:val="18"/>
           <w:u w:val="none"/>
         </w:rPr>
-        <w:t xml:space="preserve">(3) </w:t>
+        <w:t xml:space="preserve">(3) Is </w:t>
       </w:r>
       <w:r>
         <w:rPr>
@@ -3426,7 +3426,7 @@
           <w:sz w:val="18"/>
           <w:u w:val="single"/>
         </w:rPr>
-        <w:t>That</w:t>
+        <w:t>that</w:t>
       </w:r>
       <w:r>
         <w:rPr>
@@ -3436,7 +3436,7 @@
           <w:sz w:val="18"/>
           <w:u w:val="none"/>
         </w:rPr>
-        <w:t xml:space="preserve">'s a good idea! → </w:t>
+        <w:t xml:space="preserve"> your bike? → </w:t>
       </w:r>
       <w:r>
         <w:rPr>
@@ -3459,7 +3459,7 @@
           <w:sz w:val="18"/>
           <w:u w:val="none"/>
         </w:rPr>
-        <w:t xml:space="preserve">(4) We hope </w:t>
+        <w:t xml:space="preserve">(4) I guess </w:t>
       </w:r>
       <w:r>
         <w:rPr>
@@ -3479,7 +3479,7 @@
           <w:sz w:val="18"/>
           <w:u w:val="none"/>
         </w:rPr>
-        <w:t xml:space="preserve"> it will be sunny tomorrow. → </w:t>
+        <w:t xml:space="preserve"> it's all right. → </w:t>
       </w:r>
       <w:r>
         <w:rPr>
@@ -3565,7 +3565,7 @@
           <w:sz w:val="19"/>
           <w:u w:val="none"/>
         </w:rPr>
-        <w:t xml:space="preserve">③   │   </w:t>
+        <w:t xml:space="preserve">④   │   </w:t>
       </w:r>
       <w:r>
         <w:rPr>
@@ -3585,7 +3585,7 @@
           <w:sz w:val="19"/>
           <w:u w:val="none"/>
         </w:rPr>
-        <w:t xml:space="preserve">⑤   │   </w:t>
+        <w:t xml:space="preserve">④   │   </w:t>
       </w:r>
       <w:r>
         <w:rPr>
@@ -3625,7 +3625,7 @@
           <w:sz w:val="19"/>
           <w:u w:val="none"/>
         </w:rPr>
-        <w:t xml:space="preserve">①   │   </w:t>
+        <w:t xml:space="preserve">②   │   </w:t>
       </w:r>
       <w:r>
         <w:rPr>
@@ -3645,7 +3645,7 @@
           <w:sz w:val="19"/>
           <w:u w:val="none"/>
         </w:rPr>
-        <w:t xml:space="preserve">④   │   </w:t>
+        <w:t xml:space="preserve">⑤   │   </w:t>
       </w:r>
       <w:r>
         <w:rPr>
@@ -3665,7 +3665,7 @@
           <w:sz w:val="19"/>
           <w:u w:val="none"/>
         </w:rPr>
-        <w:t xml:space="preserve">②   │   </w:t>
+        <w:t xml:space="preserve">④   │   </w:t>
       </w:r>
       <w:r>
         <w:rPr>
@@ -3685,7 +3685,7 @@
           <w:sz w:val="19"/>
           <w:u w:val="none"/>
         </w:rPr>
-        <w:t xml:space="preserve">③   │   </w:t>
+        <w:t xml:space="preserve">②   │   </w:t>
       </w:r>
       <w:r>
         <w:rPr>
@@ -3705,7 +3705,7 @@
           <w:sz w:val="19"/>
           <w:u w:val="none"/>
         </w:rPr>
-        <w:t xml:space="preserve">④   │   </w:t>
+        <w:t xml:space="preserve">①   │   </w:t>
       </w:r>
       <w:r>
         <w:rPr>
@@ -3725,7 +3725,7 @@
           <w:sz w:val="19"/>
           <w:u w:val="none"/>
         </w:rPr>
-        <w:t xml:space="preserve">①   │   </w:t>
+        <w:t xml:space="preserve">⑤   │   </w:t>
       </w:r>
       <w:r>
         <w:rPr>
@@ -3745,7 +3745,7 @@
           <w:sz w:val="19"/>
           <w:u w:val="none"/>
         </w:rPr>
-        <w:t xml:space="preserve">⑤   │   </w:t>
+        <w:t xml:space="preserve">②   │   </w:t>
       </w:r>
       <w:r>
         <w:rPr>
@@ -3765,7 +3765,7 @@
           <w:sz w:val="19"/>
           <w:u w:val="none"/>
         </w:rPr>
-        <w:t xml:space="preserve">②   │   </w:t>
+        <w:t xml:space="preserve">③   │   </w:t>
       </w:r>
       <w:r>
         <w:rPr>
@@ -3785,7 +3785,7 @@
           <w:sz w:val="19"/>
           <w:u w:val="none"/>
         </w:rPr>
-        <w:t xml:space="preserve">(1) to have (2) to quit (3) isn't (4) that (5) don't think   │   </w:t>
+        <w:t xml:space="preserve">(1) to have (2) is (3) is (4) to read (5) that   │   </w:t>
       </w:r>
       <w:r>
         <w:rPr>
